--- a/CÔNG TY CÔNG NGHIỆP BỬU CHI/BuuChi_ThanhLapMoi/GIẤY ĐỀ NGHỊ_Mẫu số 2.docx
+++ b/CÔNG TY CÔNG NGHIỆP BỬU CHI/BuuChi_ThanhLapMoi/GIẤY ĐỀ NGHỊ_Mẫu số 2.docx
@@ -176,7 +176,6 @@
         </w:rPr>
         <w:t xml:space="preserve">Thành Phố Hồ Chí Minh, </w:t>
       </w:r>
-      <w:bookmarkStart w:id="0" w:name="_GoBack"/>
       <w:r>
         <w:rPr>
           <w:rFonts w:ascii="Times New Roman" w:eastAsia="Times New Roman" w:hAnsi="Times New Roman" w:cs="Times New Roman"/>
@@ -222,7 +221,6 @@
         </w:rPr>
         <w:t xml:space="preserve"> năm 2026</w:t>
       </w:r>
-      <w:bookmarkEnd w:id="0"/>
     </w:p>
     <w:p>
       <w:pPr>
@@ -12562,7 +12560,7 @@
           <w:sz w:val="26"/>
           <w:szCs w:val="26"/>
         </w:rPr>
-        <w:t>LÊ KIÊM CHÍ</w:t>
+        <w:t>LÊ KIÊM XUYẾN</w:t>
       </w:r>
     </w:p>
     <w:p>
@@ -12595,7 +12593,7 @@
           <w:sz w:val="26"/>
           <w:szCs w:val="26"/>
         </w:rPr>
-        <w:t>15/04/1949</w:t>
+        <w:t>22/10/1950</w:t>
       </w:r>
     </w:p>
     <w:p>
@@ -12667,7 +12665,7 @@
           <w:sz w:val="26"/>
           <w:szCs w:val="26"/>
         </w:rPr>
-        <w:t>075149004366</w:t>
+        <w:t>075150004124</w:t>
       </w:r>
     </w:p>
     <w:p>
@@ -13640,7 +13638,7 @@
                 <w:szCs w:val="26"/>
                 <w:lang w:eastAsia="zh-CN"/>
               </w:rPr>
-              <w:t>LÊ KIÊM CHÍ</w:t>
+              <w:t>LÊ KIÊM XUYẾN</w:t>
             </w:r>
           </w:p>
           <w:p>
@@ -13669,7 +13667,7 @@
                 <w:sz w:val="26"/>
                 <w:szCs w:val="26"/>
               </w:rPr>
-              <w:t>15/04/1949</w:t>
+              <w:t>22/10/1950</w:t>
             </w:r>
           </w:p>
           <w:p>
@@ -13731,7 +13729,7 @@
                 <w:szCs w:val="26"/>
                 <w:lang w:eastAsia="zh-CN"/>
               </w:rPr>
-              <w:t>075149004366</w:t>
+              <w:t>075150004124</w:t>
             </w:r>
           </w:p>
           <w:p>
@@ -17612,8 +17610,10 @@
                 <w:sz w:val="26"/>
                 <w:szCs w:val="26"/>
               </w:rPr>
-              <w:t>LÊ KIÊM CHÍ</w:t>
-            </w:r>
+              <w:t>LÊ KIÊM XUYẾN</w:t>
+            </w:r>
+            <w:bookmarkStart w:id="0" w:name="_GoBack"/>
+            <w:bookmarkEnd w:id="0"/>
           </w:p>
         </w:tc>
       </w:tr>
